--- a/templates_hiring/8.บันทึกสรุปจัดซื้อจัดจ้าง.docx
+++ b/templates_hiring/8.บันทึกสรุปจัดซื้อจัดจ้าง.docx
@@ -1,6 +1,6 @@
 
 <file path=word/document.xml><?xml version="1.0" encoding="utf-8"?>
-<w:document xmlns:wpc="http://schemas.microsoft.com/office/word/2010/wordprocessingCanvas" xmlns:cx="http://schemas.microsoft.com/office/drawing/2014/chartex" xmlns:cx1="http://schemas.microsoft.com/office/drawing/2015/9/8/chartex" xmlns:cx2="http://schemas.microsoft.com/office/drawing/2015/10/21/chartex" xmlns:cx3="http://schemas.microsoft.com/office/drawing/2016/5/9/chartex" xmlns:cx4="http://schemas.microsoft.com/office/drawing/2016/5/10/chartex" xmlns:cx5="http://schemas.microsoft.com/office/drawing/2016/5/11/chartex" xmlns:cx6="http://schemas.microsoft.com/office/drawing/2016/5/12/chartex" xmlns:cx7="http://schemas.microsoft.com/office/drawing/2016/5/13/chartex" xmlns:cx8="http://schemas.microsoft.com/office/drawing/2016/5/14/chartex" xmlns:mc="http://schemas.openxmlformats.org/markup-compatibility/2006" xmlns:aink="http://schemas.microsoft.com/office/drawing/2016/ink" xmlns:am3d="http://schemas.microsoft.com/office/drawing/2017/model3d" xmlns:o="urn:schemas-microsoft-com:office:office" xmlns:oel="http://schemas.microsoft.com/office/2019/extlst" xmlns:r="http://schemas.openxmlformats.org/officeDocument/2006/relationships" xmlns:m="http://schemas.openxmlformats.org/officeDocument/2006/math" xmlns:v="urn:schemas-microsoft-com:vml" xmlns:wp14="http://schemas.microsoft.com/office/word/2010/wordprocessingDrawing" xmlns:wp="http://schemas.openxmlformats.org/drawingml/2006/wordprocessingDrawing" xmlns:w10="urn:schemas-microsoft-com:office:word" xmlns:w="http://schemas.openxmlformats.org/wordprocessingml/2006/main" xmlns:w14="http://schemas.microsoft.com/office/word/2010/wordml" xmlns:w15="http://schemas.microsoft.com/office/word/2012/wordml" xmlns:w16cex="http://schemas.microsoft.com/office/word/2018/wordml/cex" xmlns:w16cid="http://schemas.microsoft.com/office/word/2016/wordml/cid" xmlns:w16="http://schemas.microsoft.com/office/word/2018/wordml" xmlns:w16du="http://schemas.microsoft.com/office/word/2023/wordml/word16du" xmlns:w16sdtdh="http://schemas.microsoft.com/office/word/2020/wordml/sdtdatahash" xmlns:w16sdtfl="http://schemas.microsoft.com/office/word/2024/wordml/sdtformatlock" xmlns:w16se="http://schemas.microsoft.com/office/word/2015/wordml/symex" xmlns:wpg="http://schemas.microsoft.com/office/word/2010/wordprocessingGroup" xmlns:wpi="http://schemas.microsoft.com/office/word/2010/wordprocessingInk" xmlns:wne="http://schemas.microsoft.com/office/word/2006/wordml" xmlns:wps="http://schemas.microsoft.com/office/word/2010/wordprocessingShape" mc:Ignorable="w14 w15 w16se w16cid w16 w16cex w16sdtdh w16sdtfl w16du wp14">
+<w:document xmlns:wpc="http://schemas.microsoft.com/office/word/2010/wordprocessingCanvas" xmlns:cx="http://schemas.microsoft.com/office/drawing/2014/chartex" xmlns:cx1="http://schemas.microsoft.com/office/drawing/2015/9/8/chartex" xmlns:cx2="http://schemas.microsoft.com/office/drawing/2015/10/21/chartex" xmlns:cx3="http://schemas.microsoft.com/office/drawing/2016/5/9/chartex" xmlns:cx4="http://schemas.microsoft.com/office/drawing/2016/5/10/chartex" xmlns:cx5="http://schemas.microsoft.com/office/drawing/2016/5/11/chartex" xmlns:cx6="http://schemas.microsoft.com/office/drawing/2016/5/12/chartex" xmlns:cx7="http://schemas.microsoft.com/office/drawing/2016/5/13/chartex" xmlns:cx8="http://schemas.microsoft.com/office/drawing/2016/5/14/chartex" xmlns:mc="http://schemas.openxmlformats.org/markup-compatibility/2006" xmlns:aink="http://schemas.microsoft.com/office/drawing/2016/ink" xmlns:am3d="http://schemas.microsoft.com/office/drawing/2017/model3d" xmlns:o="urn:schemas-microsoft-com:office:office" xmlns:r="http://schemas.openxmlformats.org/officeDocument/2006/relationships" xmlns:m="http://schemas.openxmlformats.org/officeDocument/2006/math" xmlns:v="urn:schemas-microsoft-com:vml" xmlns:wp14="http://schemas.microsoft.com/office/word/2010/wordprocessingDrawing" xmlns:wp="http://schemas.openxmlformats.org/drawingml/2006/wordprocessingDrawing" xmlns:w10="urn:schemas-microsoft-com:office:word" xmlns:w="http://schemas.openxmlformats.org/wordprocessingml/2006/main" xmlns:w14="http://schemas.microsoft.com/office/word/2010/wordml" xmlns:w15="http://schemas.microsoft.com/office/word/2012/wordml" xmlns:w16cex="http://schemas.microsoft.com/office/word/2018/wordml/cex" xmlns:w16cid="http://schemas.microsoft.com/office/word/2016/wordml/cid" xmlns:w16="http://schemas.microsoft.com/office/word/2018/wordml" xmlns:w16sdtdh="http://schemas.microsoft.com/office/word/2020/wordml/sdtdatahash" xmlns:w16se="http://schemas.microsoft.com/office/word/2015/wordml/symex" xmlns:wpg="http://schemas.microsoft.com/office/word/2010/wordprocessingGroup" xmlns:wpi="http://schemas.microsoft.com/office/word/2010/wordprocessingInk" xmlns:wne="http://schemas.microsoft.com/office/word/2006/wordml" xmlns:wps="http://schemas.microsoft.com/office/word/2010/wordprocessingShape" mc:Ignorable="w14 w15 w16se w16cid w16 w16cex w16sdtdh wp14">
   <w:body>
     <w:p>
       <w:pPr>
@@ -736,16 +736,16 @@
           <w:szCs w:val="32"/>
           <w:cs/>
         </w:rPr>
-        <w:t xml:space="preserve"> ๒๕๖</w:t>
-      </w:r>
-      <w:r>
-        <w:rPr>
-          <w:rFonts w:ascii="TH SarabunPSK" w:hAnsi="TH SarabunPSK" w:cs="TH SarabunPSK"/>
-          <w:sz w:val="32"/>
-          <w:szCs w:val="32"/>
-          <w:cs/>
-        </w:rPr>
-        <w:t>๙</w:t>
+        <w:t xml:space="preserve"> ๒๕</w:t>
+      </w:r>
+      <w:r>
+        <w:rPr>
+          <w:rFonts w:ascii="TH SarabunPSK" w:hAnsi="TH SarabunPSK" w:cs="TH SarabunPSK" w:hint="cs"/>
+          <w:sz w:val="32"/>
+          <w:szCs w:val="32"/>
+          <w:cs/>
+        </w:rPr>
+        <w:t>๗๐</w:t>
       </w:r>
       <w:r>
         <w:rPr>
@@ -899,489 +899,421 @@
         <w:t>จาก</w:t>
       </w:r>
     </w:p>
-    <w:tbl>
-      <w:tblPr>
-        <w:tblStyle w:val="ab"/>
-        <w:tblpPr w:leftFromText="180" w:rightFromText="180" w:vertAnchor="text" w:horzAnchor="margin" w:tblpX="1080" w:tblpY="217"/>
-        <w:tblW w:w="8910" w:type="dxa"/>
-        <w:tblBorders>
-          <w:top w:val="none" w:sz="0" w:space="0" w:color="auto"/>
-          <w:left w:val="none" w:sz="0" w:space="0" w:color="auto"/>
-          <w:bottom w:val="none" w:sz="0" w:space="0" w:color="auto"/>
-          <w:right w:val="none" w:sz="0" w:space="0" w:color="auto"/>
-          <w:insideH w:val="none" w:sz="0" w:space="0" w:color="auto"/>
-          <w:insideV w:val="none" w:sz="0" w:space="0" w:color="auto"/>
-        </w:tblBorders>
-        <w:tblLook w:val="04A0" w:firstRow="1" w:lastRow="0" w:firstColumn="1" w:lastColumn="0" w:noHBand="0" w:noVBand="1"/>
-      </w:tblPr>
-      <w:tblGrid>
-        <w:gridCol w:w="8910"/>
-      </w:tblGrid>
-      <w:tr>
-        <w:trPr>
-          <w:trHeight w:val="576"/>
-        </w:trPr>
-        <w:tc>
-          <w:tcPr>
-            <w:tcW w:w="8910" w:type="dxa"/>
-          </w:tcPr>
-          <w:p>
-            <w:pPr>
-              <w:rPr>
-                <w:rFonts w:ascii="TH SarabunPSK" w:hAnsi="TH SarabunPSK" w:cs="TH SarabunPSK"/>
-                <w:sz w:val="32"/>
-                <w:szCs w:val="32"/>
-              </w:rPr>
-            </w:pPr>
-            <w:r>
-              <w:rPr>
-                <w:rFonts w:ascii="TH SarabunPSK" w:hAnsi="TH SarabunPSK" w:cs="TH SarabunPSK"/>
-                <w:sz w:val="32"/>
-                <w:szCs w:val="32"/>
-              </w:rPr>
-              <w:t>{{VENDOR_NAME}}</w:t>
-            </w:r>
-            <w:r>
-              <w:rPr>
-                <w:rFonts w:ascii="TH SarabunPSK" w:hAnsi="TH SarabunPSK" w:cs="TH SarabunPSK"/>
-                <w:sz w:val="32"/>
-                <w:szCs w:val="32"/>
-                <w:cs/>
-              </w:rPr>
-              <w:t xml:space="preserve"> จำนวน </w:t>
-            </w:r>
-            <w:r>
-              <w:rPr>
-                <w:rFonts w:ascii="TH SarabunPSK" w:hAnsi="TH SarabunPSK" w:cs="TH SarabunPSK"/>
-                <w:sz w:val="32"/>
-                <w:szCs w:val="32"/>
-              </w:rPr>
-              <w:t>{{ITEM_COUNT}}</w:t>
-            </w:r>
-            <w:r>
-              <w:rPr>
-                <w:rFonts w:ascii="TH SarabunPSK" w:hAnsi="TH SarabunPSK" w:cs="TH SarabunPSK"/>
-                <w:sz w:val="32"/>
-                <w:szCs w:val="32"/>
-                <w:cs/>
-              </w:rPr>
-              <w:t xml:space="preserve"> รายการ </w:t>
-            </w:r>
-            <w:proofErr w:type="gramStart"/>
-            <w:r>
-              <w:rPr>
-                <w:rFonts w:ascii="TH SarabunPSK" w:hAnsi="TH SarabunPSK" w:cs="TH SarabunPSK" w:hint="cs"/>
-                <w:sz w:val="32"/>
-                <w:szCs w:val="32"/>
-                <w:cs/>
-              </w:rPr>
-              <w:t xml:space="preserve">เป็นจำนวนเงิน  </w:t>
-            </w:r>
-            <w:r>
-              <w:rPr>
-                <w:rFonts w:ascii="TH SarabunPSK" w:hAnsi="TH SarabunPSK" w:cs="TH SarabunPSK"/>
-                <w:sz w:val="32"/>
-                <w:szCs w:val="32"/>
-              </w:rPr>
-              <w:t>{</w:t>
-            </w:r>
-            <w:proofErr w:type="gramEnd"/>
-            <w:r>
-              <w:rPr>
-                <w:rFonts w:ascii="TH SarabunPSK" w:hAnsi="TH SarabunPSK" w:cs="TH SarabunPSK"/>
-                <w:sz w:val="32"/>
-                <w:szCs w:val="32"/>
-              </w:rPr>
-              <w:t>{BUDGET_WITH_TEXT_MID}}</w:t>
-            </w:r>
-          </w:p>
-        </w:tc>
-      </w:tr>
-      <w:tr>
-        <w:trPr>
-          <w:trHeight w:val="576"/>
-        </w:trPr>
-        <w:tc>
-          <w:tcPr>
-            <w:tcW w:w="8910" w:type="dxa"/>
-          </w:tcPr>
-          <w:p>
-            <w:pPr>
-              <w:rPr>
-                <w:rFonts w:ascii="TH SarabunPSK" w:eastAsiaTheme="minorHAnsi" w:hAnsi="TH SarabunPSK" w:cs="TH SarabunPSK"/>
-                <w:sz w:val="32"/>
-                <w:szCs w:val="32"/>
-              </w:rPr>
-            </w:pPr>
-            <w:r>
-              <w:rPr>
-                <w:rFonts w:ascii="TH SarabunPSK" w:hAnsi="TH SarabunPSK" w:cs="TH SarabunPSK"/>
-                <w:sz w:val="32"/>
-                <w:szCs w:val="32"/>
-              </w:rPr>
-              <w:t>{{VENDOR_NAME</w:t>
-            </w:r>
-            <w:r>
-              <w:rPr>
-                <w:rFonts w:ascii="TH SarabunPSK" w:hAnsi="TH SarabunPSK" w:cs="TH SarabunPSK"/>
-                <w:sz w:val="32"/>
-                <w:szCs w:val="32"/>
-              </w:rPr>
-              <w:t>2</w:t>
-            </w:r>
-            <w:r>
-              <w:rPr>
-                <w:rFonts w:ascii="TH SarabunPSK" w:hAnsi="TH SarabunPSK" w:cs="TH SarabunPSK"/>
-                <w:sz w:val="32"/>
-                <w:szCs w:val="32"/>
-              </w:rPr>
-              <w:t>}}</w:t>
-            </w:r>
-            <w:r>
-              <w:rPr>
-                <w:rFonts w:ascii="TH SarabunPSK" w:hAnsi="TH SarabunPSK" w:cs="TH SarabunPSK"/>
-                <w:sz w:val="32"/>
-                <w:szCs w:val="32"/>
-                <w:cs/>
-              </w:rPr>
-              <w:t xml:space="preserve"> จำนวน </w:t>
-            </w:r>
-            <w:r>
-              <w:rPr>
-                <w:rFonts w:ascii="TH SarabunPSK" w:hAnsi="TH SarabunPSK" w:cs="TH SarabunPSK"/>
-                <w:sz w:val="32"/>
-                <w:szCs w:val="32"/>
-              </w:rPr>
-              <w:t>{{ITEM_COUNT</w:t>
-            </w:r>
-            <w:r>
-              <w:rPr>
-                <w:rFonts w:ascii="TH SarabunPSK" w:hAnsi="TH SarabunPSK" w:cs="TH SarabunPSK"/>
-                <w:sz w:val="32"/>
-                <w:szCs w:val="32"/>
-              </w:rPr>
-              <w:t>2</w:t>
-            </w:r>
-            <w:r>
-              <w:rPr>
-                <w:rFonts w:ascii="TH SarabunPSK" w:hAnsi="TH SarabunPSK" w:cs="TH SarabunPSK"/>
-                <w:sz w:val="32"/>
-                <w:szCs w:val="32"/>
-              </w:rPr>
-              <w:t>}}</w:t>
-            </w:r>
-            <w:r>
-              <w:rPr>
-                <w:rFonts w:ascii="TH SarabunPSK" w:hAnsi="TH SarabunPSK" w:cs="TH SarabunPSK"/>
-                <w:sz w:val="32"/>
-                <w:szCs w:val="32"/>
-                <w:cs/>
-              </w:rPr>
-              <w:t xml:space="preserve"> รายการ </w:t>
-            </w:r>
-            <w:proofErr w:type="gramStart"/>
-            <w:r>
-              <w:rPr>
-                <w:rFonts w:ascii="TH SarabunPSK" w:hAnsi="TH SarabunPSK" w:cs="TH SarabunPSK" w:hint="cs"/>
-                <w:sz w:val="32"/>
-                <w:szCs w:val="32"/>
-                <w:cs/>
-              </w:rPr>
-              <w:t xml:space="preserve">เป็นจำนวนเงิน  </w:t>
-            </w:r>
-            <w:r>
-              <w:rPr>
-                <w:rFonts w:ascii="TH SarabunPSK" w:hAnsi="TH SarabunPSK" w:cs="TH SarabunPSK"/>
-                <w:sz w:val="32"/>
-                <w:szCs w:val="32"/>
-              </w:rPr>
-              <w:t>{</w:t>
-            </w:r>
-            <w:proofErr w:type="gramEnd"/>
-            <w:r>
-              <w:rPr>
-                <w:rFonts w:ascii="TH SarabunPSK" w:hAnsi="TH SarabunPSK" w:cs="TH SarabunPSK"/>
-                <w:sz w:val="32"/>
-                <w:szCs w:val="32"/>
-              </w:rPr>
-              <w:t>{BUDGET_WITH_TEXT_MID</w:t>
-            </w:r>
-            <w:r>
-              <w:rPr>
-                <w:rFonts w:ascii="TH SarabunPSK" w:hAnsi="TH SarabunPSK" w:cs="TH SarabunPSK"/>
-                <w:sz w:val="32"/>
-                <w:szCs w:val="32"/>
-              </w:rPr>
-              <w:t>2</w:t>
-            </w:r>
-            <w:r>
-              <w:rPr>
-                <w:rFonts w:ascii="TH SarabunPSK" w:hAnsi="TH SarabunPSK" w:cs="TH SarabunPSK"/>
-                <w:sz w:val="32"/>
-                <w:szCs w:val="32"/>
-              </w:rPr>
-              <w:t>}}</w:t>
-            </w:r>
-          </w:p>
-        </w:tc>
-      </w:tr>
-      <w:tr>
-        <w:trPr>
-          <w:trHeight w:val="576"/>
-        </w:trPr>
-        <w:tc>
-          <w:tcPr>
-            <w:tcW w:w="8910" w:type="dxa"/>
-          </w:tcPr>
-          <w:p>
-            <w:pPr>
-              <w:rPr>
-                <w:rFonts w:ascii="TH SarabunPSK" w:eastAsiaTheme="minorHAnsi" w:hAnsi="TH SarabunPSK" w:cs="TH SarabunPSK"/>
-                <w:sz w:val="32"/>
-                <w:szCs w:val="32"/>
-              </w:rPr>
-            </w:pPr>
-            <w:r>
-              <w:rPr>
-                <w:rFonts w:ascii="TH SarabunPSK" w:hAnsi="TH SarabunPSK" w:cs="TH SarabunPSK"/>
-                <w:sz w:val="32"/>
-                <w:szCs w:val="32"/>
-              </w:rPr>
-              <w:t>{{VENDOR_NAME</w:t>
-            </w:r>
-            <w:r>
-              <w:rPr>
-                <w:rFonts w:ascii="TH SarabunPSK" w:hAnsi="TH SarabunPSK" w:cs="TH SarabunPSK"/>
-                <w:sz w:val="32"/>
-                <w:szCs w:val="32"/>
-              </w:rPr>
-              <w:t>3</w:t>
-            </w:r>
-            <w:r>
-              <w:rPr>
-                <w:rFonts w:ascii="TH SarabunPSK" w:hAnsi="TH SarabunPSK" w:cs="TH SarabunPSK"/>
-                <w:sz w:val="32"/>
-                <w:szCs w:val="32"/>
-              </w:rPr>
-              <w:t>}}</w:t>
-            </w:r>
-            <w:r>
-              <w:rPr>
-                <w:rFonts w:ascii="TH SarabunPSK" w:hAnsi="TH SarabunPSK" w:cs="TH SarabunPSK"/>
-                <w:sz w:val="32"/>
-                <w:szCs w:val="32"/>
-                <w:cs/>
-              </w:rPr>
-              <w:t xml:space="preserve"> จำนวน </w:t>
-            </w:r>
-            <w:r>
-              <w:rPr>
-                <w:rFonts w:ascii="TH SarabunPSK" w:hAnsi="TH SarabunPSK" w:cs="TH SarabunPSK"/>
-                <w:sz w:val="32"/>
-                <w:szCs w:val="32"/>
-              </w:rPr>
-              <w:t>{{ITEM_COUNT</w:t>
-            </w:r>
-            <w:r>
-              <w:rPr>
-                <w:rFonts w:ascii="TH SarabunPSK" w:hAnsi="TH SarabunPSK" w:cs="TH SarabunPSK"/>
-                <w:sz w:val="32"/>
-                <w:szCs w:val="32"/>
-              </w:rPr>
-              <w:t>3</w:t>
-            </w:r>
-            <w:r>
-              <w:rPr>
-                <w:rFonts w:ascii="TH SarabunPSK" w:hAnsi="TH SarabunPSK" w:cs="TH SarabunPSK"/>
-                <w:sz w:val="32"/>
-                <w:szCs w:val="32"/>
-              </w:rPr>
-              <w:t>}}</w:t>
-            </w:r>
-            <w:r>
-              <w:rPr>
-                <w:rFonts w:ascii="TH SarabunPSK" w:hAnsi="TH SarabunPSK" w:cs="TH SarabunPSK"/>
-                <w:sz w:val="32"/>
-                <w:szCs w:val="32"/>
-                <w:cs/>
-              </w:rPr>
-              <w:t xml:space="preserve"> รายการ </w:t>
-            </w:r>
-            <w:proofErr w:type="gramStart"/>
-            <w:r>
-              <w:rPr>
-                <w:rFonts w:ascii="TH SarabunPSK" w:hAnsi="TH SarabunPSK" w:cs="TH SarabunPSK" w:hint="cs"/>
-                <w:sz w:val="32"/>
-                <w:szCs w:val="32"/>
-                <w:cs/>
-              </w:rPr>
-              <w:t xml:space="preserve">เป็นจำนวนเงิน  </w:t>
-            </w:r>
-            <w:r>
-              <w:rPr>
-                <w:rFonts w:ascii="TH SarabunPSK" w:hAnsi="TH SarabunPSK" w:cs="TH SarabunPSK"/>
-                <w:sz w:val="32"/>
-                <w:szCs w:val="32"/>
-              </w:rPr>
-              <w:t>{</w:t>
-            </w:r>
-            <w:proofErr w:type="gramEnd"/>
-            <w:r>
-              <w:rPr>
-                <w:rFonts w:ascii="TH SarabunPSK" w:hAnsi="TH SarabunPSK" w:cs="TH SarabunPSK"/>
-                <w:sz w:val="32"/>
-                <w:szCs w:val="32"/>
-              </w:rPr>
-              <w:t>{BUDGET_WITH_TEXT_MID</w:t>
-            </w:r>
-            <w:r>
-              <w:rPr>
-                <w:rFonts w:ascii="TH SarabunPSK" w:hAnsi="TH SarabunPSK" w:cs="TH SarabunPSK"/>
-                <w:sz w:val="32"/>
-                <w:szCs w:val="32"/>
-              </w:rPr>
-              <w:t>3</w:t>
-            </w:r>
-            <w:r>
-              <w:rPr>
-                <w:rFonts w:ascii="TH SarabunPSK" w:hAnsi="TH SarabunPSK" w:cs="TH SarabunPSK"/>
-                <w:sz w:val="32"/>
-                <w:szCs w:val="32"/>
-              </w:rPr>
-              <w:t>}}</w:t>
-            </w:r>
-          </w:p>
-        </w:tc>
-      </w:tr>
-      <w:tr>
-        <w:trPr>
-          <w:trHeight w:val="576"/>
-        </w:trPr>
-        <w:tc>
-          <w:tcPr>
-            <w:tcW w:w="8910" w:type="dxa"/>
-          </w:tcPr>
-          <w:p>
-            <w:pPr>
-              <w:rPr>
-                <w:rFonts w:ascii="TH SarabunPSK" w:eastAsiaTheme="minorHAnsi" w:hAnsi="TH SarabunPSK" w:cs="TH SarabunPSK"/>
-                <w:sz w:val="32"/>
-                <w:szCs w:val="32"/>
-              </w:rPr>
-            </w:pPr>
-            <w:r>
-              <w:rPr>
-                <w:rFonts w:ascii="TH SarabunPSK" w:hAnsi="TH SarabunPSK" w:cs="TH SarabunPSK"/>
-                <w:sz w:val="32"/>
-                <w:szCs w:val="32"/>
-              </w:rPr>
-              <w:t>{{VENDOR_NAME</w:t>
-            </w:r>
-            <w:r>
-              <w:rPr>
-                <w:rFonts w:ascii="TH SarabunPSK" w:hAnsi="TH SarabunPSK" w:cs="TH SarabunPSK"/>
-                <w:sz w:val="32"/>
-                <w:szCs w:val="32"/>
-              </w:rPr>
-              <w:t>4</w:t>
-            </w:r>
-            <w:r>
-              <w:rPr>
-                <w:rFonts w:ascii="TH SarabunPSK" w:hAnsi="TH SarabunPSK" w:cs="TH SarabunPSK"/>
-                <w:sz w:val="32"/>
-                <w:szCs w:val="32"/>
-              </w:rPr>
-              <w:t>}}</w:t>
-            </w:r>
-            <w:r>
-              <w:rPr>
-                <w:rFonts w:ascii="TH SarabunPSK" w:hAnsi="TH SarabunPSK" w:cs="TH SarabunPSK"/>
-                <w:sz w:val="32"/>
-                <w:szCs w:val="32"/>
-                <w:cs/>
-              </w:rPr>
-              <w:t xml:space="preserve"> จำนวน </w:t>
-            </w:r>
-            <w:r>
-              <w:rPr>
-                <w:rFonts w:ascii="TH SarabunPSK" w:hAnsi="TH SarabunPSK" w:cs="TH SarabunPSK"/>
-                <w:sz w:val="32"/>
-                <w:szCs w:val="32"/>
-              </w:rPr>
-              <w:t>{{ITEM_COUNT</w:t>
-            </w:r>
-            <w:r>
-              <w:rPr>
-                <w:rFonts w:ascii="TH SarabunPSK" w:hAnsi="TH SarabunPSK" w:cs="TH SarabunPSK"/>
-                <w:sz w:val="32"/>
-                <w:szCs w:val="32"/>
-              </w:rPr>
-              <w:t>4</w:t>
-            </w:r>
-            <w:r>
-              <w:rPr>
-                <w:rFonts w:ascii="TH SarabunPSK" w:hAnsi="TH SarabunPSK" w:cs="TH SarabunPSK"/>
-                <w:sz w:val="32"/>
-                <w:szCs w:val="32"/>
-              </w:rPr>
-              <w:t>}}</w:t>
-            </w:r>
-            <w:r>
-              <w:rPr>
-                <w:rFonts w:ascii="TH SarabunPSK" w:hAnsi="TH SarabunPSK" w:cs="TH SarabunPSK"/>
-                <w:sz w:val="32"/>
-                <w:szCs w:val="32"/>
-                <w:cs/>
-              </w:rPr>
-              <w:t xml:space="preserve"> รายการ </w:t>
-            </w:r>
-            <w:proofErr w:type="gramStart"/>
-            <w:r>
-              <w:rPr>
-                <w:rFonts w:ascii="TH SarabunPSK" w:hAnsi="TH SarabunPSK" w:cs="TH SarabunPSK" w:hint="cs"/>
-                <w:sz w:val="32"/>
-                <w:szCs w:val="32"/>
-                <w:cs/>
-              </w:rPr>
-              <w:t xml:space="preserve">เป็นจำนวนเงิน  </w:t>
-            </w:r>
-            <w:r>
-              <w:rPr>
-                <w:rFonts w:ascii="TH SarabunPSK" w:hAnsi="TH SarabunPSK" w:cs="TH SarabunPSK"/>
-                <w:sz w:val="32"/>
-                <w:szCs w:val="32"/>
-              </w:rPr>
-              <w:t>{</w:t>
-            </w:r>
-            <w:proofErr w:type="gramEnd"/>
-            <w:r>
-              <w:rPr>
-                <w:rFonts w:ascii="TH SarabunPSK" w:hAnsi="TH SarabunPSK" w:cs="TH SarabunPSK"/>
-                <w:sz w:val="32"/>
-                <w:szCs w:val="32"/>
-              </w:rPr>
-              <w:t>{BUDGET_WITH_TEXT_MID</w:t>
-            </w:r>
-            <w:r>
-              <w:rPr>
-                <w:rFonts w:ascii="TH SarabunPSK" w:hAnsi="TH SarabunPSK" w:cs="TH SarabunPSK"/>
-                <w:sz w:val="32"/>
-                <w:szCs w:val="32"/>
-              </w:rPr>
-              <w:t>4</w:t>
-            </w:r>
-            <w:r>
-              <w:rPr>
-                <w:rFonts w:ascii="TH SarabunPSK" w:hAnsi="TH SarabunPSK" w:cs="TH SarabunPSK"/>
-                <w:sz w:val="32"/>
-                <w:szCs w:val="32"/>
-              </w:rPr>
-              <w:t>}}</w:t>
-            </w:r>
-          </w:p>
-        </w:tc>
-      </w:tr>
-    </w:tbl>
+    <w:p>
+      <w:pPr>
+        <w:ind w:left="720" w:firstLine="720"/>
+        <w:rPr>
+          <w:rFonts w:ascii="TH SarabunPSK" w:hAnsi="TH SarabunPSK" w:cs="TH SarabunPSK"/>
+          <w:sz w:val="32"/>
+          <w:szCs w:val="32"/>
+        </w:rPr>
+      </w:pPr>
+      <w:r>
+        <w:rPr>
+          <w:rFonts w:ascii="TH SarabunPSK" w:hAnsi="TH SarabunPSK" w:cs="TH SarabunPSK"/>
+          <w:sz w:val="32"/>
+          <w:szCs w:val="32"/>
+        </w:rPr>
+        <w:t>{{VENDOR_NAME}}</w:t>
+      </w:r>
+      <w:r>
+        <w:rPr>
+          <w:rFonts w:ascii="TH SarabunPSK" w:hAnsi="TH SarabunPSK" w:cs="TH SarabunPSK"/>
+          <w:sz w:val="32"/>
+          <w:szCs w:val="32"/>
+          <w:cs/>
+        </w:rPr>
+        <w:t xml:space="preserve"> </w:t>
+      </w:r>
+      <w:r>
+        <w:rPr>
+          <w:rFonts w:ascii="TH SarabunPSK" w:hAnsi="TH SarabunPSK" w:cs="TH SarabunPSK"/>
+          <w:sz w:val="32"/>
+          <w:szCs w:val="32"/>
+          <w:cs/>
+        </w:rPr>
+        <w:t xml:space="preserve">จำนวน </w:t>
+      </w:r>
+      <w:r>
+        <w:rPr>
+          <w:rFonts w:ascii="TH SarabunPSK" w:hAnsi="TH SarabunPSK" w:cs="TH SarabunPSK"/>
+          <w:sz w:val="32"/>
+          <w:szCs w:val="32"/>
+        </w:rPr>
+        <w:t>{{ITEM_COUNT}}</w:t>
+      </w:r>
+      <w:r>
+        <w:rPr>
+          <w:rFonts w:ascii="TH SarabunPSK" w:hAnsi="TH SarabunPSK" w:cs="TH SarabunPSK"/>
+          <w:sz w:val="32"/>
+          <w:szCs w:val="32"/>
+          <w:cs/>
+        </w:rPr>
+        <w:t xml:space="preserve"> </w:t>
+      </w:r>
+      <w:r>
+        <w:rPr>
+          <w:rFonts w:ascii="TH SarabunPSK" w:hAnsi="TH SarabunPSK" w:cs="TH SarabunPSK"/>
+          <w:sz w:val="32"/>
+          <w:szCs w:val="32"/>
+          <w:cs/>
+        </w:rPr>
+        <w:t xml:space="preserve">รายการ </w:t>
+      </w:r>
+      <w:r>
+        <w:rPr>
+          <w:rFonts w:ascii="TH SarabunPSK" w:hAnsi="TH SarabunPSK" w:cs="TH SarabunPSK"/>
+          <w:sz w:val="32"/>
+          <w:szCs w:val="32"/>
+          <w:cs/>
+        </w:rPr>
+        <w:t>เป็น</w:t>
+      </w:r>
+      <w:r>
+        <w:rPr>
+          <w:rFonts w:ascii="TH SarabunPSK" w:hAnsi="TH SarabunPSK" w:cs="TH SarabunPSK"/>
+          <w:sz w:val="32"/>
+          <w:szCs w:val="32"/>
+          <w:cs/>
+        </w:rPr>
+        <w:t>จำนวน</w:t>
+      </w:r>
+      <w:r>
+        <w:rPr>
+          <w:rFonts w:ascii="TH SarabunPSK" w:hAnsi="TH SarabunPSK" w:cs="TH SarabunPSK"/>
+          <w:sz w:val="32"/>
+          <w:szCs w:val="32"/>
+          <w:cs/>
+        </w:rPr>
+        <w:t>เงิน</w:t>
+      </w:r>
+      <w:r>
+        <w:rPr>
+          <w:rFonts w:ascii="TH SarabunPSK" w:hAnsi="TH SarabunPSK" w:cs="TH SarabunPSK"/>
+          <w:sz w:val="32"/>
+          <w:szCs w:val="32"/>
+          <w:cs/>
+        </w:rPr>
+        <w:t xml:space="preserve"> </w:t>
+      </w:r>
+      <w:r>
+        <w:rPr>
+          <w:rFonts w:ascii="TH SarabunPSK" w:hAnsi="TH SarabunPSK" w:cs="TH SarabunPSK"/>
+          <w:sz w:val="32"/>
+          <w:szCs w:val="32"/>
+          <w:cs/>
+        </w:rPr>
+        <w:t xml:space="preserve"> </w:t>
+      </w:r>
+      <w:r>
+        <w:rPr>
+          <w:rFonts w:ascii="TH SarabunPSK" w:hAnsi="TH SarabunPSK" w:cs="TH SarabunPSK"/>
+          <w:sz w:val="32"/>
+          <w:szCs w:val="32"/>
+        </w:rPr>
+        <w:t>{{BUDGET_WITH_TEXT_MID}}</w:t>
+      </w:r>
+    </w:p>
+    <w:p>
+      <w:pPr>
+        <w:ind w:left="720" w:firstLine="720"/>
+        <w:rPr>
+          <w:rFonts w:ascii="TH SarabunPSK" w:hAnsi="TH SarabunPSK" w:cs="TH SarabunPSK"/>
+          <w:sz w:val="32"/>
+          <w:szCs w:val="32"/>
+        </w:rPr>
+      </w:pPr>
+      <w:r>
+        <w:rPr>
+          <w:rFonts w:ascii="TH SarabunPSK" w:hAnsi="TH SarabunPSK" w:cs="TH SarabunPSK"/>
+          <w:sz w:val="32"/>
+          <w:szCs w:val="32"/>
+        </w:rPr>
+        <w:t>{{START_SHOP</w:t>
+      </w:r>
+      <w:r>
+        <w:rPr>
+          <w:rFonts w:ascii="TH SarabunPSK" w:hAnsi="TH SarabunPSK" w:cs="TH SarabunPSK"/>
+          <w:sz w:val="32"/>
+          <w:szCs w:val="32"/>
+        </w:rPr>
+        <w:t>_LINE2</w:t>
+      </w:r>
+      <w:r>
+        <w:rPr>
+          <w:rFonts w:ascii="TH SarabunPSK" w:hAnsi="TH SarabunPSK" w:cs="TH SarabunPSK"/>
+          <w:sz w:val="32"/>
+          <w:szCs w:val="32"/>
+        </w:rPr>
+        <w:t>}}</w:t>
+      </w:r>
+      <w:r>
+        <w:rPr>
+          <w:rFonts w:ascii="TH SarabunPSK" w:hAnsi="TH SarabunPSK" w:cs="TH SarabunPSK"/>
+          <w:sz w:val="32"/>
+          <w:szCs w:val="32"/>
+        </w:rPr>
+        <w:t>{{VENDOR_NAME2}}</w:t>
+      </w:r>
+      <w:r>
+        <w:rPr>
+          <w:rFonts w:ascii="TH SarabunPSK" w:hAnsi="TH SarabunPSK" w:cs="TH SarabunPSK"/>
+          <w:sz w:val="32"/>
+          <w:szCs w:val="32"/>
+          <w:cs/>
+        </w:rPr>
+        <w:t xml:space="preserve"> จำนวน </w:t>
+      </w:r>
+      <w:r>
+        <w:rPr>
+          <w:rFonts w:ascii="TH SarabunPSK" w:hAnsi="TH SarabunPSK" w:cs="TH SarabunPSK"/>
+          <w:sz w:val="32"/>
+          <w:szCs w:val="32"/>
+        </w:rPr>
+        <w:t>{{ITEM_COUNT2}}</w:t>
+      </w:r>
+      <w:r>
+        <w:rPr>
+          <w:rFonts w:ascii="TH SarabunPSK" w:hAnsi="TH SarabunPSK" w:cs="TH SarabunPSK"/>
+          <w:sz w:val="32"/>
+          <w:szCs w:val="32"/>
+          <w:cs/>
+        </w:rPr>
+        <w:t xml:space="preserve"> รายการ เป็นจำนวนเงิน  </w:t>
+      </w:r>
+      <w:r>
+        <w:rPr>
+          <w:rFonts w:ascii="TH SarabunPSK" w:hAnsi="TH SarabunPSK" w:cs="TH SarabunPSK"/>
+          <w:sz w:val="32"/>
+          <w:szCs w:val="32"/>
+        </w:rPr>
+        <w:t>{{BUDGET_WITH_TEXT_MID2}}</w:t>
+      </w:r>
+      <w:r>
+        <w:rPr>
+          <w:rFonts w:ascii="TH SarabunPSK" w:hAnsi="TH SarabunPSK" w:cs="TH SarabunPSK"/>
+          <w:sz w:val="32"/>
+          <w:szCs w:val="32"/>
+        </w:rPr>
+        <w:t>{{END_SHOP</w:t>
+      </w:r>
+      <w:r>
+        <w:rPr>
+          <w:rFonts w:ascii="TH SarabunPSK" w:hAnsi="TH SarabunPSK" w:cs="TH SarabunPSK"/>
+          <w:sz w:val="32"/>
+          <w:szCs w:val="32"/>
+        </w:rPr>
+        <w:t>_LINE</w:t>
+      </w:r>
+      <w:r>
+        <w:rPr>
+          <w:rFonts w:ascii="TH SarabunPSK" w:hAnsi="TH SarabunPSK" w:cs="TH SarabunPSK"/>
+          <w:sz w:val="32"/>
+          <w:szCs w:val="32"/>
+        </w:rPr>
+        <w:t>2}}</w:t>
+      </w:r>
+    </w:p>
+    <w:p>
+      <w:pPr>
+        <w:ind w:left="720" w:firstLine="720"/>
+        <w:rPr>
+          <w:rFonts w:ascii="TH SarabunPSK" w:hAnsi="TH SarabunPSK" w:cs="TH SarabunPSK"/>
+          <w:sz w:val="32"/>
+          <w:szCs w:val="32"/>
+        </w:rPr>
+      </w:pPr>
+      <w:r>
+        <w:rPr>
+          <w:rFonts w:ascii="TH SarabunPSK" w:hAnsi="TH SarabunPSK" w:cs="TH SarabunPSK"/>
+          <w:sz w:val="32"/>
+          <w:szCs w:val="32"/>
+        </w:rPr>
+        <w:t>{{START_SHOP</w:t>
+      </w:r>
+      <w:r>
+        <w:rPr>
+          <w:rFonts w:ascii="TH SarabunPSK" w:hAnsi="TH SarabunPSK" w:cs="TH SarabunPSK"/>
+          <w:sz w:val="32"/>
+          <w:szCs w:val="32"/>
+        </w:rPr>
+        <w:t>_LINE</w:t>
+      </w:r>
+      <w:r>
+        <w:rPr>
+          <w:rFonts w:ascii="TH SarabunPSK" w:hAnsi="TH SarabunPSK" w:cs="TH SarabunPSK"/>
+          <w:sz w:val="32"/>
+          <w:szCs w:val="32"/>
+        </w:rPr>
+        <w:t>3}}</w:t>
+      </w:r>
+      <w:r>
+        <w:rPr>
+          <w:rFonts w:ascii="TH SarabunPSK" w:hAnsi="TH SarabunPSK" w:cs="TH SarabunPSK"/>
+          <w:sz w:val="32"/>
+          <w:szCs w:val="32"/>
+        </w:rPr>
+        <w:t>{{VENDOR_NAME3}}</w:t>
+      </w:r>
+      <w:r>
+        <w:rPr>
+          <w:rFonts w:ascii="TH SarabunPSK" w:hAnsi="TH SarabunPSK" w:cs="TH SarabunPSK"/>
+          <w:sz w:val="32"/>
+          <w:szCs w:val="32"/>
+          <w:cs/>
+        </w:rPr>
+        <w:t xml:space="preserve"> จำนวน </w:t>
+      </w:r>
+      <w:r>
+        <w:rPr>
+          <w:rFonts w:ascii="TH SarabunPSK" w:hAnsi="TH SarabunPSK" w:cs="TH SarabunPSK"/>
+          <w:sz w:val="32"/>
+          <w:szCs w:val="32"/>
+        </w:rPr>
+        <w:t>{{ITEM_COUNT3}}</w:t>
+      </w:r>
+      <w:r>
+        <w:rPr>
+          <w:rFonts w:ascii="TH SarabunPSK" w:hAnsi="TH SarabunPSK" w:cs="TH SarabunPSK"/>
+          <w:sz w:val="32"/>
+          <w:szCs w:val="32"/>
+          <w:cs/>
+        </w:rPr>
+        <w:t xml:space="preserve"> รายการ เป็นจำนวนเงิน  </w:t>
+      </w:r>
+      <w:r>
+        <w:rPr>
+          <w:rFonts w:ascii="TH SarabunPSK" w:hAnsi="TH SarabunPSK" w:cs="TH SarabunPSK"/>
+          <w:sz w:val="32"/>
+          <w:szCs w:val="32"/>
+        </w:rPr>
+        <w:t>{{BUDGET_WITH_TEXT_MID3}}</w:t>
+      </w:r>
+      <w:r>
+        <w:rPr>
+          <w:rFonts w:ascii="TH SarabunPSK" w:hAnsi="TH SarabunPSK" w:cs="TH SarabunPSK"/>
+          <w:sz w:val="32"/>
+          <w:szCs w:val="32"/>
+        </w:rPr>
+        <w:t>{{END_SHOP</w:t>
+      </w:r>
+      <w:r>
+        <w:rPr>
+          <w:rFonts w:ascii="TH SarabunPSK" w:hAnsi="TH SarabunPSK" w:cs="TH SarabunPSK"/>
+          <w:sz w:val="32"/>
+          <w:szCs w:val="32"/>
+        </w:rPr>
+        <w:t>_LINE</w:t>
+      </w:r>
+      <w:r>
+        <w:rPr>
+          <w:rFonts w:ascii="TH SarabunPSK" w:hAnsi="TH SarabunPSK" w:cs="TH SarabunPSK"/>
+          <w:sz w:val="32"/>
+          <w:szCs w:val="32"/>
+        </w:rPr>
+        <w:t>3}}</w:t>
+      </w:r>
+    </w:p>
+    <w:p>
+      <w:pPr>
+        <w:ind w:left="720" w:firstLine="720"/>
+        <w:rPr>
+          <w:rFonts w:ascii="TH SarabunPSK" w:hAnsi="TH SarabunPSK" w:cs="TH SarabunPSK"/>
+          <w:sz w:val="32"/>
+          <w:szCs w:val="32"/>
+        </w:rPr>
+      </w:pPr>
+      <w:r>
+        <w:rPr>
+          <w:rFonts w:ascii="TH SarabunPSK" w:hAnsi="TH SarabunPSK" w:cs="TH SarabunPSK"/>
+          <w:sz w:val="32"/>
+          <w:szCs w:val="32"/>
+        </w:rPr>
+        <w:t>{{START_SHOP</w:t>
+      </w:r>
+      <w:r>
+        <w:rPr>
+          <w:rFonts w:ascii="TH SarabunPSK" w:hAnsi="TH SarabunPSK" w:cs="TH SarabunPSK"/>
+          <w:sz w:val="32"/>
+          <w:szCs w:val="32"/>
+        </w:rPr>
+        <w:t>_LINE</w:t>
+      </w:r>
+      <w:r>
+        <w:rPr>
+          <w:rFonts w:ascii="TH SarabunPSK" w:hAnsi="TH SarabunPSK" w:cs="TH SarabunPSK"/>
+          <w:sz w:val="32"/>
+          <w:szCs w:val="32"/>
+        </w:rPr>
+        <w:t>4}}</w:t>
+      </w:r>
+      <w:r>
+        <w:rPr>
+          <w:rFonts w:ascii="TH SarabunPSK" w:hAnsi="TH SarabunPSK" w:cs="TH SarabunPSK"/>
+          <w:sz w:val="32"/>
+          <w:szCs w:val="32"/>
+        </w:rPr>
+        <w:t>{{VENDOR_NAME4}}</w:t>
+      </w:r>
+      <w:r>
+        <w:rPr>
+          <w:rFonts w:ascii="TH SarabunPSK" w:hAnsi="TH SarabunPSK" w:cs="TH SarabunPSK"/>
+          <w:sz w:val="32"/>
+          <w:szCs w:val="32"/>
+          <w:cs/>
+        </w:rPr>
+        <w:t xml:space="preserve"> จำนวน </w:t>
+      </w:r>
+      <w:r>
+        <w:rPr>
+          <w:rFonts w:ascii="TH SarabunPSK" w:hAnsi="TH SarabunPSK" w:cs="TH SarabunPSK"/>
+          <w:sz w:val="32"/>
+          <w:szCs w:val="32"/>
+        </w:rPr>
+        <w:t>{{ITEM_COUNT4}}</w:t>
+      </w:r>
+      <w:r>
+        <w:rPr>
+          <w:rFonts w:ascii="TH SarabunPSK" w:hAnsi="TH SarabunPSK" w:cs="TH SarabunPSK"/>
+          <w:sz w:val="32"/>
+          <w:szCs w:val="32"/>
+          <w:cs/>
+        </w:rPr>
+        <w:t xml:space="preserve"> รายการ เป็นจำนวนเงิน  </w:t>
+      </w:r>
+      <w:r>
+        <w:rPr>
+          <w:rFonts w:ascii="TH SarabunPSK" w:hAnsi="TH SarabunPSK" w:cs="TH SarabunPSK"/>
+          <w:sz w:val="32"/>
+          <w:szCs w:val="32"/>
+        </w:rPr>
+        <w:t>{{BUDGET_WITH_TEXT_MID4}}</w:t>
+      </w:r>
+      <w:r>
+        <w:rPr>
+          <w:rFonts w:ascii="TH SarabunPSK" w:hAnsi="TH SarabunPSK" w:cs="TH SarabunPSK"/>
+          <w:sz w:val="32"/>
+          <w:szCs w:val="32"/>
+        </w:rPr>
+        <w:t>{{END_SHOP</w:t>
+      </w:r>
+      <w:r>
+        <w:rPr>
+          <w:rFonts w:ascii="TH SarabunPSK" w:hAnsi="TH SarabunPSK" w:cs="TH SarabunPSK"/>
+          <w:sz w:val="32"/>
+          <w:szCs w:val="32"/>
+        </w:rPr>
+        <w:t>_LINE</w:t>
+      </w:r>
+      <w:r>
+        <w:rPr>
+          <w:rFonts w:ascii="TH SarabunPSK" w:hAnsi="TH SarabunPSK" w:cs="TH SarabunPSK"/>
+          <w:sz w:val="32"/>
+          <w:szCs w:val="32"/>
+        </w:rPr>
+        <w:t>4}}</w:t>
+      </w:r>
+    </w:p>
     <w:p>
       <w:pPr>
         <w:pStyle w:val="a3"/>
@@ -1401,8 +1333,16 @@
       <w:r>
         <w:rPr>
           <w:rFonts w:ascii="TH SarabunPSK" w:hAnsi="TH SarabunPSK" w:cs="TH SarabunPSK"/>
+          <w:cs/>
         </w:rPr>
         <w:tab/>
+      </w:r>
+      <w:r>
+        <w:rPr>
+          <w:rFonts w:ascii="TH SarabunPSK" w:hAnsi="TH SarabunPSK" w:cs="TH SarabunPSK"/>
+          <w:cs/>
+        </w:rPr>
+        <w:t xml:space="preserve">          </w:t>
       </w:r>
       <w:r>
         <w:rPr>
@@ -1785,7 +1725,7 @@
 </file>
 
 <file path=word/endnotes.xml><?xml version="1.0" encoding="utf-8"?>
-<w:endnotes xmlns:wpc="http://schemas.microsoft.com/office/word/2010/wordprocessingCanvas" xmlns:cx="http://schemas.microsoft.com/office/drawing/2014/chartex" xmlns:cx1="http://schemas.microsoft.com/office/drawing/2015/9/8/chartex" xmlns:cx2="http://schemas.microsoft.com/office/drawing/2015/10/21/chartex" xmlns:cx3="http://schemas.microsoft.com/office/drawing/2016/5/9/chartex" xmlns:cx4="http://schemas.microsoft.com/office/drawing/2016/5/10/chartex" xmlns:cx5="http://schemas.microsoft.com/office/drawing/2016/5/11/chartex" xmlns:cx6="http://schemas.microsoft.com/office/drawing/2016/5/12/chartex" xmlns:cx7="http://schemas.microsoft.com/office/drawing/2016/5/13/chartex" xmlns:cx8="http://schemas.microsoft.com/office/drawing/2016/5/14/chartex" xmlns:mc="http://schemas.openxmlformats.org/markup-compatibility/2006" xmlns:aink="http://schemas.microsoft.com/office/drawing/2016/ink" xmlns:am3d="http://schemas.microsoft.com/office/drawing/2017/model3d" xmlns:o="urn:schemas-microsoft-com:office:office" xmlns:oel="http://schemas.microsoft.com/office/2019/extlst" xmlns:r="http://schemas.openxmlformats.org/officeDocument/2006/relationships" xmlns:m="http://schemas.openxmlformats.org/officeDocument/2006/math" xmlns:v="urn:schemas-microsoft-com:vml" xmlns:wp14="http://schemas.microsoft.com/office/word/2010/wordprocessingDrawing" xmlns:wp="http://schemas.openxmlformats.org/drawingml/2006/wordprocessingDrawing" xmlns:w10="urn:schemas-microsoft-com:office:word" xmlns:w="http://schemas.openxmlformats.org/wordprocessingml/2006/main" xmlns:w14="http://schemas.microsoft.com/office/word/2010/wordml" xmlns:w15="http://schemas.microsoft.com/office/word/2012/wordml" xmlns:w16cex="http://schemas.microsoft.com/office/word/2018/wordml/cex" xmlns:w16cid="http://schemas.microsoft.com/office/word/2016/wordml/cid" xmlns:w16="http://schemas.microsoft.com/office/word/2018/wordml" xmlns:w16du="http://schemas.microsoft.com/office/word/2023/wordml/word16du" xmlns:w16sdtdh="http://schemas.microsoft.com/office/word/2020/wordml/sdtdatahash" xmlns:w16sdtfl="http://schemas.microsoft.com/office/word/2024/wordml/sdtformatlock" xmlns:w16se="http://schemas.microsoft.com/office/word/2015/wordml/symex" xmlns:wpg="http://schemas.microsoft.com/office/word/2010/wordprocessingGroup" xmlns:wpi="http://schemas.microsoft.com/office/word/2010/wordprocessingInk" xmlns:wne="http://schemas.microsoft.com/office/word/2006/wordml" xmlns:wps="http://schemas.microsoft.com/office/word/2010/wordprocessingShape" mc:Ignorable="w14 w15 w16se w16cid w16 w16cex w16sdtdh w16sdtfl w16du wp14">
+<w:endnotes xmlns:wpc="http://schemas.microsoft.com/office/word/2010/wordprocessingCanvas" xmlns:cx="http://schemas.microsoft.com/office/drawing/2014/chartex" xmlns:cx1="http://schemas.microsoft.com/office/drawing/2015/9/8/chartex" xmlns:cx2="http://schemas.microsoft.com/office/drawing/2015/10/21/chartex" xmlns:cx3="http://schemas.microsoft.com/office/drawing/2016/5/9/chartex" xmlns:cx4="http://schemas.microsoft.com/office/drawing/2016/5/10/chartex" xmlns:cx5="http://schemas.microsoft.com/office/drawing/2016/5/11/chartex" xmlns:cx6="http://schemas.microsoft.com/office/drawing/2016/5/12/chartex" xmlns:cx7="http://schemas.microsoft.com/office/drawing/2016/5/13/chartex" xmlns:cx8="http://schemas.microsoft.com/office/drawing/2016/5/14/chartex" xmlns:mc="http://schemas.openxmlformats.org/markup-compatibility/2006" xmlns:aink="http://schemas.microsoft.com/office/drawing/2016/ink" xmlns:am3d="http://schemas.microsoft.com/office/drawing/2017/model3d" xmlns:o="urn:schemas-microsoft-com:office:office" xmlns:r="http://schemas.openxmlformats.org/officeDocument/2006/relationships" xmlns:m="http://schemas.openxmlformats.org/officeDocument/2006/math" xmlns:v="urn:schemas-microsoft-com:vml" xmlns:wp14="http://schemas.microsoft.com/office/word/2010/wordprocessingDrawing" xmlns:wp="http://schemas.openxmlformats.org/drawingml/2006/wordprocessingDrawing" xmlns:w10="urn:schemas-microsoft-com:office:word" xmlns:w="http://schemas.openxmlformats.org/wordprocessingml/2006/main" xmlns:w14="http://schemas.microsoft.com/office/word/2010/wordml" xmlns:w15="http://schemas.microsoft.com/office/word/2012/wordml" xmlns:w16cex="http://schemas.microsoft.com/office/word/2018/wordml/cex" xmlns:w16cid="http://schemas.microsoft.com/office/word/2016/wordml/cid" xmlns:w16="http://schemas.microsoft.com/office/word/2018/wordml" xmlns:w16sdtdh="http://schemas.microsoft.com/office/word/2020/wordml/sdtdatahash" xmlns:w16se="http://schemas.microsoft.com/office/word/2015/wordml/symex" xmlns:wpg="http://schemas.microsoft.com/office/word/2010/wordprocessingGroup" xmlns:wpi="http://schemas.microsoft.com/office/word/2010/wordprocessingInk" xmlns:wne="http://schemas.microsoft.com/office/word/2006/wordml" xmlns:wps="http://schemas.microsoft.com/office/word/2010/wordprocessingShape" mc:Ignorable="w14 w15 w16se w16cid w16 w16cex w16sdtdh wp14">
   <w:endnote w:type="separator" w:id="-1">
     <w:p>
       <w:r>
@@ -1804,7 +1744,7 @@
 </file>
 
 <file path=word/footnotes.xml><?xml version="1.0" encoding="utf-8"?>
-<w:footnotes xmlns:wpc="http://schemas.microsoft.com/office/word/2010/wordprocessingCanvas" xmlns:cx="http://schemas.microsoft.com/office/drawing/2014/chartex" xmlns:cx1="http://schemas.microsoft.com/office/drawing/2015/9/8/chartex" xmlns:cx2="http://schemas.microsoft.com/office/drawing/2015/10/21/chartex" xmlns:cx3="http://schemas.microsoft.com/office/drawing/2016/5/9/chartex" xmlns:cx4="http://schemas.microsoft.com/office/drawing/2016/5/10/chartex" xmlns:cx5="http://schemas.microsoft.com/office/drawing/2016/5/11/chartex" xmlns:cx6="http://schemas.microsoft.com/office/drawing/2016/5/12/chartex" xmlns:cx7="http://schemas.microsoft.com/office/drawing/2016/5/13/chartex" xmlns:cx8="http://schemas.microsoft.com/office/drawing/2016/5/14/chartex" xmlns:mc="http://schemas.openxmlformats.org/markup-compatibility/2006" xmlns:aink="http://schemas.microsoft.com/office/drawing/2016/ink" xmlns:am3d="http://schemas.microsoft.com/office/drawing/2017/model3d" xmlns:o="urn:schemas-microsoft-com:office:office" xmlns:oel="http://schemas.microsoft.com/office/2019/extlst" xmlns:r="http://schemas.openxmlformats.org/officeDocument/2006/relationships" xmlns:m="http://schemas.openxmlformats.org/officeDocument/2006/math" xmlns:v="urn:schemas-microsoft-com:vml" xmlns:wp14="http://schemas.microsoft.com/office/word/2010/wordprocessingDrawing" xmlns:wp="http://schemas.openxmlformats.org/drawingml/2006/wordprocessingDrawing" xmlns:w10="urn:schemas-microsoft-com:office:word" xmlns:w="http://schemas.openxmlformats.org/wordprocessingml/2006/main" xmlns:w14="http://schemas.microsoft.com/office/word/2010/wordml" xmlns:w15="http://schemas.microsoft.com/office/word/2012/wordml" xmlns:w16cex="http://schemas.microsoft.com/office/word/2018/wordml/cex" xmlns:w16cid="http://schemas.microsoft.com/office/word/2016/wordml/cid" xmlns:w16="http://schemas.microsoft.com/office/word/2018/wordml" xmlns:w16du="http://schemas.microsoft.com/office/word/2023/wordml/word16du" xmlns:w16sdtdh="http://schemas.microsoft.com/office/word/2020/wordml/sdtdatahash" xmlns:w16sdtfl="http://schemas.microsoft.com/office/word/2024/wordml/sdtformatlock" xmlns:w16se="http://schemas.microsoft.com/office/word/2015/wordml/symex" xmlns:wpg="http://schemas.microsoft.com/office/word/2010/wordprocessingGroup" xmlns:wpi="http://schemas.microsoft.com/office/word/2010/wordprocessingInk" xmlns:wne="http://schemas.microsoft.com/office/word/2006/wordml" xmlns:wps="http://schemas.microsoft.com/office/word/2010/wordprocessingShape" mc:Ignorable="w14 w15 w16se w16cid w16 w16cex w16sdtdh w16sdtfl w16du wp14">
+<w:footnotes xmlns:wpc="http://schemas.microsoft.com/office/word/2010/wordprocessingCanvas" xmlns:cx="http://schemas.microsoft.com/office/drawing/2014/chartex" xmlns:cx1="http://schemas.microsoft.com/office/drawing/2015/9/8/chartex" xmlns:cx2="http://schemas.microsoft.com/office/drawing/2015/10/21/chartex" xmlns:cx3="http://schemas.microsoft.com/office/drawing/2016/5/9/chartex" xmlns:cx4="http://schemas.microsoft.com/office/drawing/2016/5/10/chartex" xmlns:cx5="http://schemas.microsoft.com/office/drawing/2016/5/11/chartex" xmlns:cx6="http://schemas.microsoft.com/office/drawing/2016/5/12/chartex" xmlns:cx7="http://schemas.microsoft.com/office/drawing/2016/5/13/chartex" xmlns:cx8="http://schemas.microsoft.com/office/drawing/2016/5/14/chartex" xmlns:mc="http://schemas.openxmlformats.org/markup-compatibility/2006" xmlns:aink="http://schemas.microsoft.com/office/drawing/2016/ink" xmlns:am3d="http://schemas.microsoft.com/office/drawing/2017/model3d" xmlns:o="urn:schemas-microsoft-com:office:office" xmlns:r="http://schemas.openxmlformats.org/officeDocument/2006/relationships" xmlns:m="http://schemas.openxmlformats.org/officeDocument/2006/math" xmlns:v="urn:schemas-microsoft-com:vml" xmlns:wp14="http://schemas.microsoft.com/office/word/2010/wordprocessingDrawing" xmlns:wp="http://schemas.openxmlformats.org/drawingml/2006/wordprocessingDrawing" xmlns:w10="urn:schemas-microsoft-com:office:word" xmlns:w="http://schemas.openxmlformats.org/wordprocessingml/2006/main" xmlns:w14="http://schemas.microsoft.com/office/word/2010/wordml" xmlns:w15="http://schemas.microsoft.com/office/word/2012/wordml" xmlns:w16cex="http://schemas.microsoft.com/office/word/2018/wordml/cex" xmlns:w16cid="http://schemas.microsoft.com/office/word/2016/wordml/cid" xmlns:w16="http://schemas.microsoft.com/office/word/2018/wordml" xmlns:w16sdtdh="http://schemas.microsoft.com/office/word/2020/wordml/sdtdatahash" xmlns:w16se="http://schemas.microsoft.com/office/word/2015/wordml/symex" xmlns:wpg="http://schemas.microsoft.com/office/word/2010/wordprocessingGroup" xmlns:wpi="http://schemas.microsoft.com/office/word/2010/wordprocessingInk" xmlns:wne="http://schemas.microsoft.com/office/word/2006/wordml" xmlns:wps="http://schemas.microsoft.com/office/word/2010/wordprocessingShape" mc:Ignorable="w14 w15 w16se w16cid w16 w16cex w16sdtdh wp14">
   <w:footnote w:type="separator" w:id="-1">
     <w:p>
       <w:r>
@@ -1823,7 +1763,7 @@
 </file>
 
 <file path=word/numbering.xml><?xml version="1.0" encoding="utf-8"?>
-<w:numbering xmlns:wpc="http://schemas.microsoft.com/office/word/2010/wordprocessingCanvas" xmlns:cx="http://schemas.microsoft.com/office/drawing/2014/chartex" xmlns:cx1="http://schemas.microsoft.com/office/drawing/2015/9/8/chartex" xmlns:cx2="http://schemas.microsoft.com/office/drawing/2015/10/21/chartex" xmlns:cx3="http://schemas.microsoft.com/office/drawing/2016/5/9/chartex" xmlns:cx4="http://schemas.microsoft.com/office/drawing/2016/5/10/chartex" xmlns:cx5="http://schemas.microsoft.com/office/drawing/2016/5/11/chartex" xmlns:cx6="http://schemas.microsoft.com/office/drawing/2016/5/12/chartex" xmlns:cx7="http://schemas.microsoft.com/office/drawing/2016/5/13/chartex" xmlns:cx8="http://schemas.microsoft.com/office/drawing/2016/5/14/chartex" xmlns:mc="http://schemas.openxmlformats.org/markup-compatibility/2006" xmlns:aink="http://schemas.microsoft.com/office/drawing/2016/ink" xmlns:am3d="http://schemas.microsoft.com/office/drawing/2017/model3d" xmlns:o="urn:schemas-microsoft-com:office:office" xmlns:oel="http://schemas.microsoft.com/office/2019/extlst" xmlns:r="http://schemas.openxmlformats.org/officeDocument/2006/relationships" xmlns:m="http://schemas.openxmlformats.org/officeDocument/2006/math" xmlns:v="urn:schemas-microsoft-com:vml" xmlns:wp14="http://schemas.microsoft.com/office/word/2010/wordprocessingDrawing" xmlns:wp="http://schemas.openxmlformats.org/drawingml/2006/wordprocessingDrawing" xmlns:w10="urn:schemas-microsoft-com:office:word" xmlns:w="http://schemas.openxmlformats.org/wordprocessingml/2006/main" xmlns:w14="http://schemas.microsoft.com/office/word/2010/wordml" xmlns:w15="http://schemas.microsoft.com/office/word/2012/wordml" xmlns:w16cex="http://schemas.microsoft.com/office/word/2018/wordml/cex" xmlns:w16cid="http://schemas.microsoft.com/office/word/2016/wordml/cid" xmlns:w16="http://schemas.microsoft.com/office/word/2018/wordml" xmlns:w16du="http://schemas.microsoft.com/office/word/2023/wordml/word16du" xmlns:w16sdtdh="http://schemas.microsoft.com/office/word/2020/wordml/sdtdatahash" xmlns:w16sdtfl="http://schemas.microsoft.com/office/word/2024/wordml/sdtformatlock" xmlns:w16se="http://schemas.microsoft.com/office/word/2015/wordml/symex" xmlns:wpg="http://schemas.microsoft.com/office/word/2010/wordprocessingGroup" xmlns:wpi="http://schemas.microsoft.com/office/word/2010/wordprocessingInk" xmlns:wne="http://schemas.microsoft.com/office/word/2006/wordml" xmlns:wps="http://schemas.microsoft.com/office/word/2010/wordprocessingShape" mc:Ignorable="w14 w15 w16se w16cid w16 w16cex w16sdtdh w16sdtfl w16du wp14">
+<w:numbering xmlns:wpc="http://schemas.microsoft.com/office/word/2010/wordprocessingCanvas" xmlns:cx="http://schemas.microsoft.com/office/drawing/2014/chartex" xmlns:cx1="http://schemas.microsoft.com/office/drawing/2015/9/8/chartex" xmlns:cx2="http://schemas.microsoft.com/office/drawing/2015/10/21/chartex" xmlns:cx3="http://schemas.microsoft.com/office/drawing/2016/5/9/chartex" xmlns:cx4="http://schemas.microsoft.com/office/drawing/2016/5/10/chartex" xmlns:cx5="http://schemas.microsoft.com/office/drawing/2016/5/11/chartex" xmlns:cx6="http://schemas.microsoft.com/office/drawing/2016/5/12/chartex" xmlns:cx7="http://schemas.microsoft.com/office/drawing/2016/5/13/chartex" xmlns:cx8="http://schemas.microsoft.com/office/drawing/2016/5/14/chartex" xmlns:mc="http://schemas.openxmlformats.org/markup-compatibility/2006" xmlns:aink="http://schemas.microsoft.com/office/drawing/2016/ink" xmlns:am3d="http://schemas.microsoft.com/office/drawing/2017/model3d" xmlns:o="urn:schemas-microsoft-com:office:office" xmlns:r="http://schemas.openxmlformats.org/officeDocument/2006/relationships" xmlns:m="http://schemas.openxmlformats.org/officeDocument/2006/math" xmlns:v="urn:schemas-microsoft-com:vml" xmlns:wp14="http://schemas.microsoft.com/office/word/2010/wordprocessingDrawing" xmlns:wp="http://schemas.openxmlformats.org/drawingml/2006/wordprocessingDrawing" xmlns:w10="urn:schemas-microsoft-com:office:word" xmlns:w="http://schemas.openxmlformats.org/wordprocessingml/2006/main" xmlns:w14="http://schemas.microsoft.com/office/word/2010/wordml" xmlns:w15="http://schemas.microsoft.com/office/word/2012/wordml" xmlns:w16cex="http://schemas.microsoft.com/office/word/2018/wordml/cex" xmlns:w16cid="http://schemas.microsoft.com/office/word/2016/wordml/cid" xmlns:w16="http://schemas.microsoft.com/office/word/2018/wordml" xmlns:w16sdtdh="http://schemas.microsoft.com/office/word/2020/wordml/sdtdatahash" xmlns:w16se="http://schemas.microsoft.com/office/word/2015/wordml/symex" xmlns:wpg="http://schemas.microsoft.com/office/word/2010/wordprocessingGroup" xmlns:wpi="http://schemas.microsoft.com/office/word/2010/wordprocessingInk" xmlns:wne="http://schemas.microsoft.com/office/word/2006/wordml" xmlns:wps="http://schemas.microsoft.com/office/word/2010/wordprocessingShape" mc:Ignorable="w14 w15 w16se w16cid w16 w16cex w16sdtdh wp14">
   <w:abstractNum w:abstractNumId="0" w15:restartNumberingAfterBreak="0">
     <w:nsid w:val="2DC8201B"/>
     <w:multiLevelType w:val="hybridMultilevel"/>
@@ -2002,17 +1942,17 @@
       </w:pPr>
     </w:lvl>
   </w:abstractNum>
-  <w:num w:numId="1" w16cid:durableId="671491046">
+  <w:num w:numId="1">
     <w:abstractNumId w:val="0"/>
   </w:num>
-  <w:num w:numId="2" w16cid:durableId="866866317">
+  <w:num w:numId="2">
     <w:abstractNumId w:val="1"/>
   </w:num>
 </w:numbering>
 </file>
 
 <file path=word/styles.xml><?xml version="1.0" encoding="utf-8"?>
-<w:styles xmlns:mc="http://schemas.openxmlformats.org/markup-compatibility/2006" xmlns:r="http://schemas.openxmlformats.org/officeDocument/2006/relationships" xmlns:w="http://schemas.openxmlformats.org/wordprocessingml/2006/main" xmlns:w14="http://schemas.microsoft.com/office/word/2010/wordml" xmlns:w15="http://schemas.microsoft.com/office/word/2012/wordml" xmlns:w16cex="http://schemas.microsoft.com/office/word/2018/wordml/cex" xmlns:w16cid="http://schemas.microsoft.com/office/word/2016/wordml/cid" xmlns:w16="http://schemas.microsoft.com/office/word/2018/wordml" xmlns:w16du="http://schemas.microsoft.com/office/word/2023/wordml/word16du" xmlns:w16sdtdh="http://schemas.microsoft.com/office/word/2020/wordml/sdtdatahash" xmlns:w16sdtfl="http://schemas.microsoft.com/office/word/2024/wordml/sdtformatlock" xmlns:w16se="http://schemas.microsoft.com/office/word/2015/wordml/symex" mc:Ignorable="w14 w15 w16se w16cid w16 w16cex w16sdtdh w16sdtfl w16du">
+<w:styles xmlns:mc="http://schemas.openxmlformats.org/markup-compatibility/2006" xmlns:r="http://schemas.openxmlformats.org/officeDocument/2006/relationships" xmlns:w="http://schemas.openxmlformats.org/wordprocessingml/2006/main" xmlns:w14="http://schemas.microsoft.com/office/word/2010/wordml" xmlns:w15="http://schemas.microsoft.com/office/word/2012/wordml" xmlns:w16cex="http://schemas.microsoft.com/office/word/2018/wordml/cex" xmlns:w16cid="http://schemas.microsoft.com/office/word/2016/wordml/cid" xmlns:w16="http://schemas.microsoft.com/office/word/2018/wordml" xmlns:w16sdtdh="http://schemas.microsoft.com/office/word/2020/wordml/sdtdatahash" xmlns:w16se="http://schemas.microsoft.com/office/word/2015/wordml/symex" mc:Ignorable="w14 w15 w16se w16cid w16 w16cex w16sdtdh">
   <w:docDefaults>
     <w:rPrDefault>
       <w:rPr>
@@ -2568,27 +2508,6 @@
       <w:lang w:eastAsia="zh-CN"/>
     </w:rPr>
   </w:style>
-  <w:style w:type="table" w:styleId="ab">
-    <w:name w:val="Table Grid"/>
-    <w:basedOn w:val="a1"/>
-    <w:uiPriority w:val="59"/>
-    <w:rsid w:val="00307C4C"/>
-    <w:rPr>
-      <w:rFonts w:asciiTheme="minorHAnsi" w:eastAsiaTheme="minorHAnsi" w:hAnsiTheme="minorHAnsi" w:cstheme="minorBidi"/>
-      <w:sz w:val="22"/>
-      <w:szCs w:val="28"/>
-    </w:rPr>
-    <w:tblPr>
-      <w:tblBorders>
-        <w:top w:val="single" w:sz="4" w:space="0" w:color="auto"/>
-        <w:left w:val="single" w:sz="4" w:space="0" w:color="auto"/>
-        <w:bottom w:val="single" w:sz="4" w:space="0" w:color="auto"/>
-        <w:right w:val="single" w:sz="4" w:space="0" w:color="auto"/>
-        <w:insideH w:val="single" w:sz="4" w:space="0" w:color="auto"/>
-        <w:insideV w:val="single" w:sz="4" w:space="0" w:color="auto"/>
-      </w:tblBorders>
-    </w:tblPr>
-  </w:style>
 </w:styles>
 </file>
 
